--- a/Word files/localization.docx
+++ b/Word files/localization.docx
@@ -4,23 +4,25 @@
   <w:body>
     <w:p>
       <w:pPr>
-        <w:jc w:val="center"/>
-        <w:rPr>
-          <w:rFonts w:ascii="Arial" w:hAnsi="Arial" w:cs="Arial"/>
-          <w:b/>
-          <w:bCs/>
-          <w:sz w:val="28"/>
-          <w:szCs w:val="28"/>
-        </w:rPr>
-      </w:pPr>
-      <w:r>
-        <w:rPr>
-          <w:b/>
-          <w:bCs/>
-          <w:sz w:val="28"/>
-          <w:szCs w:val="28"/>
-        </w:rPr>
-        <w:t>FT for Localization Accessibility and Security</w:t>
+        <w:pStyle w:val="Heading1"/>
+      </w:pPr>
+      <w:r>
+        <w:t>React Data Grid with Localization, Accessibility &amp; Enterprise Security</w:t>
+      </w:r>
+    </w:p>
+    <w:p>
+      <w:r>
+        <w:t>Build global-ready React applications with multilingual support, WCAG-compliant accessibility, and enterprise-grade security using Syncfusion React Data Grid.</w:t>
+      </w:r>
+    </w:p>
+    <w:p>
+      <w:r>
+        <w:t xml:space="preserve">View Demo – </w:t>
+      </w:r>
+    </w:p>
+    <w:p>
+      <w:r>
+        <w:t>Explore Documentation –</w:t>
       </w:r>
     </w:p>
     <w:p/>
@@ -29,191 +31,51 @@
         <w:pStyle w:val="Heading1"/>
       </w:pPr>
       <w:r>
-        <w:t>Hero with CTA Section</w:t>
+        <w:t>Why</w:t>
+      </w:r>
+      <w:r>
+        <w:t xml:space="preserve"> </w:t>
+      </w:r>
+      <w:r>
+        <w:t>do localization</w:t>
+      </w:r>
+      <w:r>
+        <w:t>, accessibility and security</w:t>
+      </w:r>
+      <w:r>
+        <w:t xml:space="preserve"> matter?</w:t>
       </w:r>
     </w:p>
     <w:p/>
     <w:p>
-      <w:r>
+      <w:pPr>
         <w:rPr>
           <w:b/>
           <w:bCs/>
         </w:rPr>
-        <w:t>Hero</w:t>
-      </w:r>
+      </w:pPr>
       <w:r>
         <w:rPr>
           <w:b/>
           <w:bCs/>
         </w:rPr>
-        <w:t xml:space="preserve"> </w:t>
-      </w:r>
-      <w:r>
-        <w:rPr>
-          <w:b/>
-          <w:bCs/>
-        </w:rPr>
-        <w:t>T</w:t>
-      </w:r>
-      <w:r>
-        <w:rPr>
-          <w:b/>
-          <w:bCs/>
-        </w:rPr>
-        <w:t>itle</w:t>
-      </w:r>
-      <w:r>
-        <w:t xml:space="preserve"> – </w:t>
-      </w:r>
-      <w:r>
-        <w:t>React Data Grid with Localization, Accessibility &amp; Enterprise Security</w:t>
+        <w:t>Build Inclusive and Secure React Data Grid Experiences</w:t>
       </w:r>
     </w:p>
     <w:p>
       <w:r>
-        <w:rPr>
-          <w:b/>
-          <w:bCs/>
-        </w:rPr>
-        <w:t xml:space="preserve">Hero </w:t>
-      </w:r>
-      <w:r>
-        <w:rPr>
-          <w:b/>
-          <w:bCs/>
-        </w:rPr>
-        <w:t>Subtitle</w:t>
-      </w:r>
-      <w:r>
-        <w:t xml:space="preserve"> – </w:t>
-      </w:r>
-      <w:r>
-        <w:t>Build global-ready React applications with multilingual support, WCAG-compliant accessibility, and enterprise-grade security using Syncfusion React Data Grid.</w:t>
+        <w:t>Modern business applications serve diverse users across regions, devices, and accessibility needs. Organizations also need to protect sensitive information while ensuring every user can interact with data confidently and effectively.</w:t>
       </w:r>
     </w:p>
     <w:p>
-      <w:r>
-        <w:t xml:space="preserve">View Demo – </w:t>
+      <w:pPr>
+        <w:pStyle w:val="Heading2"/>
+      </w:pPr>
+      <w:r>
+        <w:t>Support Global Users at Scale</w:t>
       </w:r>
     </w:p>
     <w:p>
-      <w:r>
-        <w:t>Explore Documentation –</w:t>
-      </w:r>
-    </w:p>
-    <w:p/>
-    <w:p>
-      <w:pPr>
-        <w:pStyle w:val="Heading1"/>
-      </w:pPr>
-      <w:r>
-        <w:t>Why</w:t>
-      </w:r>
-      <w:r>
-        <w:t xml:space="preserve"> </w:t>
-      </w:r>
-      <w:r>
-        <w:t>do localization</w:t>
-      </w:r>
-      <w:r>
-        <w:t>, accessibility and security</w:t>
-      </w:r>
-      <w:r>
-        <w:t xml:space="preserve"> matter?</w:t>
-      </w:r>
-    </w:p>
-    <w:p/>
-    <w:p>
-      <w:r>
-        <w:rPr>
-          <w:b/>
-          <w:bCs/>
-        </w:rPr>
-        <w:t>Top Title</w:t>
-      </w:r>
-      <w:r>
-        <w:rPr>
-          <w:b/>
-          <w:bCs/>
-        </w:rPr>
-        <w:t xml:space="preserve"> –</w:t>
-      </w:r>
-      <w:r>
-        <w:t xml:space="preserve"> </w:t>
-      </w:r>
-      <w:r>
-        <w:t>Build Inclusive and Secure React Data Grid Experiences</w:t>
-      </w:r>
-    </w:p>
-    <w:p>
-      <w:r>
-        <w:rPr>
-          <w:b/>
-          <w:bCs/>
-        </w:rPr>
-        <w:t>Top Description</w:t>
-      </w:r>
-      <w:r>
-        <w:rPr>
-          <w:b/>
-          <w:bCs/>
-        </w:rPr>
-        <w:t xml:space="preserve"> –</w:t>
-      </w:r>
-      <w:r>
-        <w:t xml:space="preserve"> </w:t>
-      </w:r>
-      <w:r>
-        <w:t>Modern business applications serve diverse users across regions, devices, and accessibility needs. Organizations also need to protect sensitive information while ensuring every user can interact with data confidently and effectively.</w:t>
-      </w:r>
-    </w:p>
-    <w:p>
-      <w:r>
-        <w:rPr>
-          <w:b/>
-          <w:bCs/>
-        </w:rPr>
-        <w:t>Content Title –</w:t>
-      </w:r>
-      <w:r>
-        <w:t xml:space="preserve"> </w:t>
-      </w:r>
-      <w:r>
-        <w:t>Support Global Users at Scale</w:t>
-      </w:r>
-    </w:p>
-    <w:p>
-      <w:r>
-        <w:rPr>
-          <w:b/>
-          <w:bCs/>
-        </w:rPr>
-        <w:t>Content</w:t>
-      </w:r>
-      <w:r>
-        <w:rPr>
-          <w:b/>
-          <w:bCs/>
-        </w:rPr>
-        <w:t xml:space="preserve"> </w:t>
-      </w:r>
-      <w:r>
-        <w:rPr>
-          <w:b/>
-          <w:bCs/>
-        </w:rPr>
-        <w:t xml:space="preserve">Description </w:t>
-      </w:r>
-      <w:r>
-        <w:rPr>
-          <w:b/>
-          <w:bCs/>
-        </w:rPr>
-        <w:t>–</w:t>
-      </w:r>
-      <w:r>
-        <w:t xml:space="preserve"> </w:t>
-      </w:r>
       <w:r>
         <w:t>Applications that serve global audiences must accommodate different languages, accessibility requirements, and security expectations. Syncfusion React Data Grid includes localization support, accessible interactions, and enterprise-focused security practices that help teams deliver consistent experiences to a wide range of users. This improves usability, supports compliance initiatives, and helps organizations scale applications across regions and user groups.</w:t>
       </w:r>
@@ -281,7 +143,6 @@
         </w:numPr>
       </w:pPr>
       <w:r>
-        <w:lastRenderedPageBreak/>
         <w:t xml:space="preserve">Secure operations </w:t>
       </w:r>
     </w:p>
@@ -296,6 +157,1473 @@
         <w:t>Wider adoption</w:t>
       </w:r>
     </w:p>
+    <w:p>
+      <w:pPr>
+        <w:pStyle w:val="Heading1"/>
+      </w:pPr>
+      <w:r>
+        <w:lastRenderedPageBreak/>
+        <w:t>Select the Localization Strategy That Fits Your Application</w:t>
+      </w:r>
+    </w:p>
+    <w:p>
+      <w:r>
+        <w:t>Different applications have different localization needs. Choose the approach that matches your requirements</w:t>
+      </w:r>
+      <w:r>
+        <w:t>.</w:t>
+      </w:r>
+    </w:p>
+    <w:p/>
+    <w:p>
+      <w:pPr>
+        <w:rPr>
+          <w:b/>
+          <w:bCs/>
+        </w:rPr>
+      </w:pPr>
+      <w:r>
+        <w:rPr>
+          <w:b/>
+          <w:bCs/>
+        </w:rPr>
+        <w:t>Dynamic Locale Switching</w:t>
+      </w:r>
+    </w:p>
+    <w:p>
+      <w:r>
+        <w:t>Allow users to switch languages instantly without losing context or refreshing the page.</w:t>
+      </w:r>
+    </w:p>
+    <w:p>
+      <w:r>
+        <w:t xml:space="preserve">Best for </w:t>
+      </w:r>
+      <w:r>
+        <w:t>SaaS platforms with multilingual users</w:t>
+      </w:r>
+    </w:p>
+    <w:p>
+      <w:r>
+        <w:t xml:space="preserve">Used when </w:t>
+      </w:r>
+      <w:r>
+        <w:t>need language flexibility during active sessions</w:t>
+      </w:r>
+    </w:p>
+    <w:p/>
+    <w:p>
+      <w:r>
+        <w:rPr>
+          <w:b/>
+          <w:bCs/>
+        </w:rPr>
+        <w:t>Format-Specific Localization</w:t>
+      </w:r>
+    </w:p>
+    <w:p>
+      <w:r>
+        <w:t>Control date, number, and currency formats independently while keeping the UI language unchanged.</w:t>
+      </w:r>
+    </w:p>
+    <w:p>
+      <w:r>
+        <w:t>Best for o</w:t>
+      </w:r>
+      <w:r>
+        <w:t>rganizations requiring English UI with regional data formats</w:t>
+      </w:r>
+    </w:p>
+    <w:p>
+      <w:r>
+        <w:t xml:space="preserve">Used when </w:t>
+      </w:r>
+      <w:r>
+        <w:t>Business requirements demand mixed language and formatting standards</w:t>
+      </w:r>
+    </w:p>
+    <w:p/>
+    <w:p>
+      <w:pPr>
+        <w:rPr>
+          <w:b/>
+          <w:bCs/>
+        </w:rPr>
+      </w:pPr>
+      <w:r>
+        <w:rPr>
+          <w:b/>
+          <w:bCs/>
+        </w:rPr>
+        <w:t>Internationalization (i18n) Integration</w:t>
+      </w:r>
+    </w:p>
+    <w:p>
+      <w:r>
+        <w:t>Integrate with frameworks such as react-i18next, react-</w:t>
+      </w:r>
+      <w:proofErr w:type="spellStart"/>
+      <w:r>
+        <w:t>intl</w:t>
+      </w:r>
+      <w:proofErr w:type="spellEnd"/>
+      <w:r>
+        <w:t>, and centralized translation platforms.</w:t>
+      </w:r>
+    </w:p>
+    <w:p>
+      <w:r>
+        <w:t>Applications with existing localization infrastructure</w:t>
+      </w:r>
+    </w:p>
+    <w:p>
+      <w:r>
+        <w:t>Managing translations through dedicated translation services</w:t>
+      </w:r>
+    </w:p>
+    <w:p/>
+    <w:p>
+      <w:pPr>
+        <w:pStyle w:val="Heading1"/>
+      </w:pPr>
+      <w:r>
+        <w:t>Explore Localization Demos and Documentation</w:t>
+      </w:r>
+    </w:p>
+    <w:p>
+      <w:r>
+        <w:t>Find everything you need to implement localization in your React Data Grid applications.</w:t>
+      </w:r>
+    </w:p>
+    <w:p/>
+    <w:p/>
+    <w:tbl>
+      <w:tblPr>
+        <w:tblW w:w="0" w:type="auto"/>
+        <w:tblCellSpacing w:w="15" w:type="dxa"/>
+        <w:tblCellMar>
+          <w:top w:w="15" w:type="dxa"/>
+          <w:left w:w="15" w:type="dxa"/>
+          <w:bottom w:w="15" w:type="dxa"/>
+          <w:right w:w="15" w:type="dxa"/>
+        </w:tblCellMar>
+        <w:tblLook w:val="04A0" w:firstRow="1" w:lastRow="0" w:firstColumn="1" w:lastColumn="0" w:noHBand="0" w:noVBand="1"/>
+      </w:tblPr>
+      <w:tblGrid>
+        <w:gridCol w:w="2495"/>
+        <w:gridCol w:w="5158"/>
+        <w:gridCol w:w="1691"/>
+      </w:tblGrid>
+      <w:tr>
+        <w:trPr>
+          <w:tblCellSpacing w:w="15" w:type="dxa"/>
+        </w:trPr>
+        <w:tc>
+          <w:tcPr>
+            <w:tcW w:w="0" w:type="auto"/>
+            <w:tcBorders>
+              <w:top w:val="single" w:sz="6" w:space="0" w:color="E6E6E6"/>
+              <w:left w:val="single" w:sz="6" w:space="0" w:color="E6E6E6"/>
+              <w:bottom w:val="single" w:sz="6" w:space="0" w:color="E6E6E6"/>
+              <w:right w:val="single" w:sz="6" w:space="0" w:color="E6E6E6"/>
+            </w:tcBorders>
+            <w:shd w:val="clear" w:color="auto" w:fill="F5F5F5"/>
+            <w:vAlign w:val="center"/>
+            <w:hideMark/>
+          </w:tcPr>
+          <w:p>
+            <w:pPr>
+              <w:rPr>
+                <w:b/>
+                <w:bCs/>
+              </w:rPr>
+            </w:pPr>
+            <w:r>
+              <w:rPr>
+                <w:b/>
+                <w:bCs/>
+              </w:rPr>
+              <w:lastRenderedPageBreak/>
+              <w:t>Title</w:t>
+            </w:r>
+          </w:p>
+        </w:tc>
+        <w:tc>
+          <w:tcPr>
+            <w:tcW w:w="0" w:type="auto"/>
+            <w:tcBorders>
+              <w:top w:val="single" w:sz="6" w:space="0" w:color="E6E6E6"/>
+              <w:left w:val="single" w:sz="6" w:space="0" w:color="E6E6E6"/>
+              <w:bottom w:val="single" w:sz="6" w:space="0" w:color="E6E6E6"/>
+              <w:right w:val="single" w:sz="6" w:space="0" w:color="E6E6E6"/>
+            </w:tcBorders>
+            <w:shd w:val="clear" w:color="auto" w:fill="F5F5F5"/>
+            <w:vAlign w:val="center"/>
+            <w:hideMark/>
+          </w:tcPr>
+          <w:p>
+            <w:pPr>
+              <w:rPr>
+                <w:b/>
+                <w:bCs/>
+              </w:rPr>
+            </w:pPr>
+            <w:r>
+              <w:rPr>
+                <w:b/>
+                <w:bCs/>
+              </w:rPr>
+              <w:t>Content</w:t>
+            </w:r>
+          </w:p>
+        </w:tc>
+        <w:tc>
+          <w:tcPr>
+            <w:tcW w:w="0" w:type="auto"/>
+            <w:tcBorders>
+              <w:top w:val="single" w:sz="6" w:space="0" w:color="E6E6E6"/>
+              <w:left w:val="single" w:sz="6" w:space="0" w:color="E6E6E6"/>
+              <w:bottom w:val="single" w:sz="6" w:space="0" w:color="E6E6E6"/>
+              <w:right w:val="single" w:sz="6" w:space="0" w:color="E6E6E6"/>
+            </w:tcBorders>
+            <w:shd w:val="clear" w:color="auto" w:fill="F5F5F5"/>
+            <w:vAlign w:val="center"/>
+            <w:hideMark/>
+          </w:tcPr>
+          <w:p>
+            <w:pPr>
+              <w:rPr>
+                <w:b/>
+                <w:bCs/>
+              </w:rPr>
+            </w:pPr>
+            <w:r>
+              <w:rPr>
+                <w:b/>
+                <w:bCs/>
+              </w:rPr>
+              <w:t>Action</w:t>
+            </w:r>
+          </w:p>
+        </w:tc>
+      </w:tr>
+      <w:tr>
+        <w:trPr>
+          <w:tblCellSpacing w:w="15" w:type="dxa"/>
+        </w:trPr>
+        <w:tc>
+          <w:tcPr>
+            <w:tcW w:w="0" w:type="auto"/>
+            <w:tcBorders>
+              <w:top w:val="single" w:sz="6" w:space="0" w:color="E6E6E6"/>
+              <w:left w:val="single" w:sz="6" w:space="0" w:color="E6E6E6"/>
+              <w:bottom w:val="single" w:sz="6" w:space="0" w:color="E6E6E6"/>
+              <w:right w:val="single" w:sz="6" w:space="0" w:color="E6E6E6"/>
+            </w:tcBorders>
+            <w:vAlign w:val="center"/>
+            <w:hideMark/>
+          </w:tcPr>
+          <w:p>
+            <w:r>
+              <w:t>Localization Documentation</w:t>
+            </w:r>
+          </w:p>
+        </w:tc>
+        <w:tc>
+          <w:tcPr>
+            <w:tcW w:w="0" w:type="auto"/>
+            <w:tcBorders>
+              <w:top w:val="single" w:sz="6" w:space="0" w:color="E6E6E6"/>
+              <w:left w:val="single" w:sz="6" w:space="0" w:color="E6E6E6"/>
+              <w:bottom w:val="single" w:sz="6" w:space="0" w:color="E6E6E6"/>
+              <w:right w:val="single" w:sz="6" w:space="0" w:color="E6E6E6"/>
+            </w:tcBorders>
+            <w:vAlign w:val="center"/>
+            <w:hideMark/>
+          </w:tcPr>
+          <w:p>
+            <w:r>
+              <w:t>Learn how to enable and configure global and local localization in the React Data Grid.</w:t>
+            </w:r>
+          </w:p>
+        </w:tc>
+        <w:tc>
+          <w:tcPr>
+            <w:tcW w:w="0" w:type="auto"/>
+            <w:tcBorders>
+              <w:top w:val="single" w:sz="6" w:space="0" w:color="E6E6E6"/>
+              <w:left w:val="single" w:sz="6" w:space="0" w:color="E6E6E6"/>
+              <w:bottom w:val="single" w:sz="6" w:space="0" w:color="E6E6E6"/>
+              <w:right w:val="single" w:sz="6" w:space="0" w:color="E6E6E6"/>
+            </w:tcBorders>
+            <w:vAlign w:val="center"/>
+            <w:hideMark/>
+          </w:tcPr>
+          <w:p>
+            <w:r>
+              <w:t>View Docs</w:t>
+            </w:r>
+          </w:p>
+        </w:tc>
+      </w:tr>
+      <w:tr>
+        <w:trPr>
+          <w:tblCellSpacing w:w="15" w:type="dxa"/>
+        </w:trPr>
+        <w:tc>
+          <w:tcPr>
+            <w:tcW w:w="0" w:type="auto"/>
+            <w:tcBorders>
+              <w:top w:val="single" w:sz="6" w:space="0" w:color="E6E6E6"/>
+              <w:left w:val="single" w:sz="6" w:space="0" w:color="E6E6E6"/>
+              <w:bottom w:val="single" w:sz="6" w:space="0" w:color="E6E6E6"/>
+              <w:right w:val="single" w:sz="6" w:space="0" w:color="E6E6E6"/>
+            </w:tcBorders>
+            <w:vAlign w:val="center"/>
+            <w:hideMark/>
+          </w:tcPr>
+          <w:p>
+            <w:r>
+              <w:t>Basic Localization Demo</w:t>
+            </w:r>
+          </w:p>
+        </w:tc>
+        <w:tc>
+          <w:tcPr>
+            <w:tcW w:w="0" w:type="auto"/>
+            <w:tcBorders>
+              <w:top w:val="single" w:sz="6" w:space="0" w:color="E6E6E6"/>
+              <w:left w:val="single" w:sz="6" w:space="0" w:color="E6E6E6"/>
+              <w:bottom w:val="single" w:sz="6" w:space="0" w:color="E6E6E6"/>
+              <w:right w:val="single" w:sz="6" w:space="0" w:color="E6E6E6"/>
+            </w:tcBorders>
+            <w:vAlign w:val="center"/>
+            <w:hideMark/>
+          </w:tcPr>
+          <w:p>
+            <w:r>
+              <w:t>See locale-specific formatting and UI text translation in action.</w:t>
+            </w:r>
+          </w:p>
+        </w:tc>
+        <w:tc>
+          <w:tcPr>
+            <w:tcW w:w="0" w:type="auto"/>
+            <w:tcBorders>
+              <w:top w:val="single" w:sz="6" w:space="0" w:color="E6E6E6"/>
+              <w:left w:val="single" w:sz="6" w:space="0" w:color="E6E6E6"/>
+              <w:bottom w:val="single" w:sz="6" w:space="0" w:color="E6E6E6"/>
+              <w:right w:val="single" w:sz="6" w:space="0" w:color="E6E6E6"/>
+            </w:tcBorders>
+            <w:vAlign w:val="center"/>
+            <w:hideMark/>
+          </w:tcPr>
+          <w:p>
+            <w:r>
+              <w:t>Try Demo</w:t>
+            </w:r>
+          </w:p>
+        </w:tc>
+      </w:tr>
+      <w:tr>
+        <w:trPr>
+          <w:tblCellSpacing w:w="15" w:type="dxa"/>
+        </w:trPr>
+        <w:tc>
+          <w:tcPr>
+            <w:tcW w:w="0" w:type="auto"/>
+            <w:tcBorders>
+              <w:top w:val="single" w:sz="6" w:space="0" w:color="E6E6E6"/>
+              <w:left w:val="single" w:sz="6" w:space="0" w:color="E6E6E6"/>
+              <w:bottom w:val="single" w:sz="6" w:space="0" w:color="E6E6E6"/>
+              <w:right w:val="single" w:sz="6" w:space="0" w:color="E6E6E6"/>
+            </w:tcBorders>
+            <w:vAlign w:val="center"/>
+            <w:hideMark/>
+          </w:tcPr>
+          <w:p>
+            <w:r>
+              <w:t>RTL Support Demo</w:t>
+            </w:r>
+          </w:p>
+        </w:tc>
+        <w:tc>
+          <w:tcPr>
+            <w:tcW w:w="0" w:type="auto"/>
+            <w:tcBorders>
+              <w:top w:val="single" w:sz="6" w:space="0" w:color="E6E6E6"/>
+              <w:left w:val="single" w:sz="6" w:space="0" w:color="E6E6E6"/>
+              <w:bottom w:val="single" w:sz="6" w:space="0" w:color="E6E6E6"/>
+              <w:right w:val="single" w:sz="6" w:space="0" w:color="E6E6E6"/>
+            </w:tcBorders>
+            <w:vAlign w:val="center"/>
+            <w:hideMark/>
+          </w:tcPr>
+          <w:p>
+            <w:r>
+              <w:t>Explore right-to-left language support using Arabic and Hebrew examples.</w:t>
+            </w:r>
+          </w:p>
+        </w:tc>
+        <w:tc>
+          <w:tcPr>
+            <w:tcW w:w="0" w:type="auto"/>
+            <w:tcBorders>
+              <w:top w:val="single" w:sz="6" w:space="0" w:color="E6E6E6"/>
+              <w:left w:val="single" w:sz="6" w:space="0" w:color="E6E6E6"/>
+              <w:bottom w:val="single" w:sz="6" w:space="0" w:color="E6E6E6"/>
+              <w:right w:val="single" w:sz="6" w:space="0" w:color="E6E6E6"/>
+            </w:tcBorders>
+            <w:vAlign w:val="center"/>
+            <w:hideMark/>
+          </w:tcPr>
+          <w:p>
+            <w:r>
+              <w:t>View Example</w:t>
+            </w:r>
+          </w:p>
+        </w:tc>
+      </w:tr>
+      <w:tr>
+        <w:trPr>
+          <w:tblCellSpacing w:w="15" w:type="dxa"/>
+        </w:trPr>
+        <w:tc>
+          <w:tcPr>
+            <w:tcW w:w="0" w:type="auto"/>
+            <w:tcBorders>
+              <w:top w:val="single" w:sz="6" w:space="0" w:color="E6E6E6"/>
+              <w:left w:val="single" w:sz="6" w:space="0" w:color="E6E6E6"/>
+              <w:bottom w:val="single" w:sz="6" w:space="0" w:color="E6E6E6"/>
+              <w:right w:val="single" w:sz="6" w:space="0" w:color="E6E6E6"/>
+            </w:tcBorders>
+            <w:vAlign w:val="center"/>
+            <w:hideMark/>
+          </w:tcPr>
+          <w:p>
+            <w:r>
+              <w:t>Custom Culture Guide</w:t>
+            </w:r>
+          </w:p>
+        </w:tc>
+        <w:tc>
+          <w:tcPr>
+            <w:tcW w:w="0" w:type="auto"/>
+            <w:tcBorders>
+              <w:top w:val="single" w:sz="6" w:space="0" w:color="E6E6E6"/>
+              <w:left w:val="single" w:sz="6" w:space="0" w:color="E6E6E6"/>
+              <w:bottom w:val="single" w:sz="6" w:space="0" w:color="E6E6E6"/>
+              <w:right w:val="single" w:sz="6" w:space="0" w:color="E6E6E6"/>
+            </w:tcBorders>
+            <w:vAlign w:val="center"/>
+            <w:hideMark/>
+          </w:tcPr>
+          <w:p>
+            <w:r>
+              <w:t>Learn how to create and register custom culture files.</w:t>
+            </w:r>
+          </w:p>
+        </w:tc>
+        <w:tc>
+          <w:tcPr>
+            <w:tcW w:w="0" w:type="auto"/>
+            <w:tcBorders>
+              <w:top w:val="single" w:sz="6" w:space="0" w:color="E6E6E6"/>
+              <w:left w:val="single" w:sz="6" w:space="0" w:color="E6E6E6"/>
+              <w:bottom w:val="single" w:sz="6" w:space="0" w:color="E6E6E6"/>
+              <w:right w:val="single" w:sz="6" w:space="0" w:color="E6E6E6"/>
+            </w:tcBorders>
+            <w:vAlign w:val="center"/>
+            <w:hideMark/>
+          </w:tcPr>
+          <w:p>
+            <w:r>
+              <w:t>Read Guide</w:t>
+            </w:r>
+          </w:p>
+        </w:tc>
+      </w:tr>
+      <w:tr>
+        <w:trPr>
+          <w:tblCellSpacing w:w="15" w:type="dxa"/>
+        </w:trPr>
+        <w:tc>
+          <w:tcPr>
+            <w:tcW w:w="0" w:type="auto"/>
+            <w:tcBorders>
+              <w:top w:val="single" w:sz="6" w:space="0" w:color="E6E6E6"/>
+              <w:left w:val="single" w:sz="6" w:space="0" w:color="E6E6E6"/>
+              <w:bottom w:val="single" w:sz="6" w:space="0" w:color="E6E6E6"/>
+              <w:right w:val="single" w:sz="6" w:space="0" w:color="E6E6E6"/>
+            </w:tcBorders>
+            <w:vAlign w:val="center"/>
+            <w:hideMark/>
+          </w:tcPr>
+          <w:p>
+            <w:r>
+              <w:t>Date Format Configuration</w:t>
+            </w:r>
+          </w:p>
+        </w:tc>
+        <w:tc>
+          <w:tcPr>
+            <w:tcW w:w="0" w:type="auto"/>
+            <w:tcBorders>
+              <w:top w:val="single" w:sz="6" w:space="0" w:color="E6E6E6"/>
+              <w:left w:val="single" w:sz="6" w:space="0" w:color="E6E6E6"/>
+              <w:bottom w:val="single" w:sz="6" w:space="0" w:color="E6E6E6"/>
+              <w:right w:val="single" w:sz="6" w:space="0" w:color="E6E6E6"/>
+            </w:tcBorders>
+            <w:vAlign w:val="center"/>
+            <w:hideMark/>
+          </w:tcPr>
+          <w:p>
+            <w:r>
+              <w:t>Configure culture-specific date and time formats for grid columns.</w:t>
+            </w:r>
+          </w:p>
+        </w:tc>
+        <w:tc>
+          <w:tcPr>
+            <w:tcW w:w="0" w:type="auto"/>
+            <w:tcBorders>
+              <w:top w:val="single" w:sz="6" w:space="0" w:color="E6E6E6"/>
+              <w:left w:val="single" w:sz="6" w:space="0" w:color="E6E6E6"/>
+              <w:bottom w:val="single" w:sz="6" w:space="0" w:color="E6E6E6"/>
+              <w:right w:val="single" w:sz="6" w:space="0" w:color="E6E6E6"/>
+            </w:tcBorders>
+            <w:vAlign w:val="center"/>
+            <w:hideMark/>
+          </w:tcPr>
+          <w:p>
+            <w:r>
+              <w:t>View Format Options</w:t>
+            </w:r>
+          </w:p>
+        </w:tc>
+      </w:tr>
+      <w:tr>
+        <w:trPr>
+          <w:tblCellSpacing w:w="15" w:type="dxa"/>
+        </w:trPr>
+        <w:tc>
+          <w:tcPr>
+            <w:tcW w:w="0" w:type="auto"/>
+            <w:tcBorders>
+              <w:top w:val="single" w:sz="6" w:space="0" w:color="E6E6E6"/>
+              <w:left w:val="single" w:sz="6" w:space="0" w:color="E6E6E6"/>
+              <w:bottom w:val="single" w:sz="6" w:space="0" w:color="E6E6E6"/>
+              <w:right w:val="single" w:sz="6" w:space="0" w:color="E6E6E6"/>
+            </w:tcBorders>
+            <w:vAlign w:val="center"/>
+            <w:hideMark/>
+          </w:tcPr>
+          <w:p>
+            <w:r>
+              <w:t>Number &amp; Currency Formatting</w:t>
+            </w:r>
+          </w:p>
+        </w:tc>
+        <w:tc>
+          <w:tcPr>
+            <w:tcW w:w="0" w:type="auto"/>
+            <w:tcBorders>
+              <w:top w:val="single" w:sz="6" w:space="0" w:color="E6E6E6"/>
+              <w:left w:val="single" w:sz="6" w:space="0" w:color="E6E6E6"/>
+              <w:bottom w:val="single" w:sz="6" w:space="0" w:color="E6E6E6"/>
+              <w:right w:val="single" w:sz="6" w:space="0" w:color="E6E6E6"/>
+            </w:tcBorders>
+            <w:vAlign w:val="center"/>
+            <w:hideMark/>
+          </w:tcPr>
+          <w:p>
+            <w:r>
+              <w:t>Apply regional number, currency, and percentage formatting rules.</w:t>
+            </w:r>
+          </w:p>
+        </w:tc>
+        <w:tc>
+          <w:tcPr>
+            <w:tcW w:w="0" w:type="auto"/>
+            <w:tcBorders>
+              <w:top w:val="single" w:sz="6" w:space="0" w:color="E6E6E6"/>
+              <w:left w:val="single" w:sz="6" w:space="0" w:color="E6E6E6"/>
+              <w:bottom w:val="single" w:sz="6" w:space="0" w:color="E6E6E6"/>
+              <w:right w:val="single" w:sz="6" w:space="0" w:color="E6E6E6"/>
+            </w:tcBorders>
+            <w:vAlign w:val="center"/>
+            <w:hideMark/>
+          </w:tcPr>
+          <w:p>
+            <w:r>
+              <w:t>Explore Formats</w:t>
+            </w:r>
+          </w:p>
+        </w:tc>
+      </w:tr>
+      <w:tr>
+        <w:trPr>
+          <w:tblCellSpacing w:w="15" w:type="dxa"/>
+        </w:trPr>
+        <w:tc>
+          <w:tcPr>
+            <w:tcW w:w="0" w:type="auto"/>
+            <w:tcBorders>
+              <w:top w:val="single" w:sz="6" w:space="0" w:color="E6E6E6"/>
+              <w:left w:val="single" w:sz="6" w:space="0" w:color="E6E6E6"/>
+              <w:bottom w:val="single" w:sz="6" w:space="0" w:color="E6E6E6"/>
+              <w:right w:val="single" w:sz="6" w:space="0" w:color="E6E6E6"/>
+            </w:tcBorders>
+            <w:vAlign w:val="center"/>
+            <w:hideMark/>
+          </w:tcPr>
+          <w:p>
+            <w:r>
+              <w:t>Localization API Reference</w:t>
+            </w:r>
+          </w:p>
+        </w:tc>
+        <w:tc>
+          <w:tcPr>
+            <w:tcW w:w="0" w:type="auto"/>
+            <w:tcBorders>
+              <w:top w:val="single" w:sz="6" w:space="0" w:color="E6E6E6"/>
+              <w:left w:val="single" w:sz="6" w:space="0" w:color="E6E6E6"/>
+              <w:bottom w:val="single" w:sz="6" w:space="0" w:color="E6E6E6"/>
+              <w:right w:val="single" w:sz="6" w:space="0" w:color="E6E6E6"/>
+            </w:tcBorders>
+            <w:vAlign w:val="center"/>
+            <w:hideMark/>
+          </w:tcPr>
+          <w:p>
+            <w:r>
+              <w:t>Complete API documentation for locale configuration and localization services.</w:t>
+            </w:r>
+          </w:p>
+        </w:tc>
+        <w:tc>
+          <w:tcPr>
+            <w:tcW w:w="0" w:type="auto"/>
+            <w:tcBorders>
+              <w:top w:val="single" w:sz="6" w:space="0" w:color="E6E6E6"/>
+              <w:left w:val="single" w:sz="6" w:space="0" w:color="E6E6E6"/>
+              <w:bottom w:val="single" w:sz="6" w:space="0" w:color="E6E6E6"/>
+              <w:right w:val="single" w:sz="6" w:space="0" w:color="E6E6E6"/>
+            </w:tcBorders>
+            <w:vAlign w:val="center"/>
+            <w:hideMark/>
+          </w:tcPr>
+          <w:p>
+            <w:r>
+              <w:t>API Reference</w:t>
+            </w:r>
+          </w:p>
+        </w:tc>
+      </w:tr>
+      <w:tr>
+        <w:trPr>
+          <w:tblCellSpacing w:w="15" w:type="dxa"/>
+        </w:trPr>
+        <w:tc>
+          <w:tcPr>
+            <w:tcW w:w="0" w:type="auto"/>
+            <w:tcBorders>
+              <w:top w:val="single" w:sz="6" w:space="0" w:color="E6E6E6"/>
+              <w:left w:val="single" w:sz="6" w:space="0" w:color="E6E6E6"/>
+              <w:bottom w:val="single" w:sz="6" w:space="0" w:color="E6E6E6"/>
+              <w:right w:val="single" w:sz="6" w:space="0" w:color="E6E6E6"/>
+            </w:tcBorders>
+            <w:vAlign w:val="center"/>
+            <w:hideMark/>
+          </w:tcPr>
+          <w:p>
+            <w:r>
+              <w:t>Getting Started Tutorial</w:t>
+            </w:r>
+          </w:p>
+        </w:tc>
+        <w:tc>
+          <w:tcPr>
+            <w:tcW w:w="0" w:type="auto"/>
+            <w:tcBorders>
+              <w:top w:val="single" w:sz="6" w:space="0" w:color="E6E6E6"/>
+              <w:left w:val="single" w:sz="6" w:space="0" w:color="E6E6E6"/>
+              <w:bottom w:val="single" w:sz="6" w:space="0" w:color="E6E6E6"/>
+              <w:right w:val="single" w:sz="6" w:space="0" w:color="E6E6E6"/>
+            </w:tcBorders>
+            <w:vAlign w:val="center"/>
+            <w:hideMark/>
+          </w:tcPr>
+          <w:p>
+            <w:r>
+              <w:t>Step-by-step guide for implementing localization in React Grid applications.</w:t>
+            </w:r>
+          </w:p>
+        </w:tc>
+        <w:tc>
+          <w:tcPr>
+            <w:tcW w:w="0" w:type="auto"/>
+            <w:tcBorders>
+              <w:top w:val="single" w:sz="6" w:space="0" w:color="E6E6E6"/>
+              <w:left w:val="single" w:sz="6" w:space="0" w:color="E6E6E6"/>
+              <w:bottom w:val="single" w:sz="6" w:space="0" w:color="E6E6E6"/>
+              <w:right w:val="single" w:sz="6" w:space="0" w:color="E6E6E6"/>
+            </w:tcBorders>
+            <w:vAlign w:val="center"/>
+            <w:hideMark/>
+          </w:tcPr>
+          <w:p>
+            <w:r>
+              <w:t>Start Tutorial</w:t>
+            </w:r>
+          </w:p>
+        </w:tc>
+      </w:tr>
+    </w:tbl>
+    <w:p/>
+    <w:p>
+      <w:pPr>
+        <w:pStyle w:val="Heading1"/>
+      </w:pPr>
+      <w:proofErr w:type="gramStart"/>
+      <w:r>
+        <w:t>React</w:t>
+      </w:r>
+      <w:proofErr w:type="gramEnd"/>
+      <w:r>
+        <w:t xml:space="preserve"> Data Grid Localization Questions</w:t>
+      </w:r>
+      <w:r>
+        <w:t>.</w:t>
+      </w:r>
+    </w:p>
+    <w:p/>
+    <w:tbl>
+      <w:tblPr>
+        <w:tblW w:w="0" w:type="auto"/>
+        <w:tblCellSpacing w:w="15" w:type="dxa"/>
+        <w:tblCellMar>
+          <w:top w:w="15" w:type="dxa"/>
+          <w:left w:w="15" w:type="dxa"/>
+          <w:bottom w:w="15" w:type="dxa"/>
+          <w:right w:w="15" w:type="dxa"/>
+        </w:tblCellMar>
+        <w:tblLook w:val="04A0" w:firstRow="1" w:lastRow="0" w:firstColumn="1" w:lastColumn="0" w:noHBand="0" w:noVBand="1"/>
+      </w:tblPr>
+      <w:tblGrid>
+        <w:gridCol w:w="1102"/>
+        <w:gridCol w:w="2987"/>
+        <w:gridCol w:w="5255"/>
+      </w:tblGrid>
+      <w:tr>
+        <w:trPr>
+          <w:tblCellSpacing w:w="15" w:type="dxa"/>
+        </w:trPr>
+        <w:tc>
+          <w:tcPr>
+            <w:tcW w:w="0" w:type="auto"/>
+            <w:tcBorders>
+              <w:top w:val="single" w:sz="6" w:space="0" w:color="E6E6E6"/>
+              <w:left w:val="single" w:sz="6" w:space="0" w:color="E6E6E6"/>
+              <w:bottom w:val="single" w:sz="6" w:space="0" w:color="E6E6E6"/>
+              <w:right w:val="single" w:sz="6" w:space="0" w:color="E6E6E6"/>
+            </w:tcBorders>
+            <w:shd w:val="clear" w:color="auto" w:fill="F5F5F5"/>
+            <w:vAlign w:val="center"/>
+            <w:hideMark/>
+          </w:tcPr>
+          <w:p>
+            <w:pPr>
+              <w:rPr>
+                <w:b/>
+                <w:bCs/>
+              </w:rPr>
+            </w:pPr>
+            <w:r>
+              <w:rPr>
+                <w:b/>
+                <w:bCs/>
+              </w:rPr>
+              <w:t>Question</w:t>
+            </w:r>
+          </w:p>
+        </w:tc>
+        <w:tc>
+          <w:tcPr>
+            <w:tcW w:w="0" w:type="auto"/>
+            <w:tcBorders>
+              <w:top w:val="single" w:sz="6" w:space="0" w:color="E6E6E6"/>
+              <w:left w:val="single" w:sz="6" w:space="0" w:color="E6E6E6"/>
+              <w:bottom w:val="single" w:sz="6" w:space="0" w:color="E6E6E6"/>
+              <w:right w:val="single" w:sz="6" w:space="0" w:color="E6E6E6"/>
+            </w:tcBorders>
+            <w:shd w:val="clear" w:color="auto" w:fill="F5F5F5"/>
+            <w:vAlign w:val="center"/>
+            <w:hideMark/>
+          </w:tcPr>
+          <w:p>
+            <w:pPr>
+              <w:rPr>
+                <w:b/>
+                <w:bCs/>
+              </w:rPr>
+            </w:pPr>
+            <w:r>
+              <w:rPr>
+                <w:b/>
+                <w:bCs/>
+              </w:rPr>
+              <w:t>Title</w:t>
+            </w:r>
+          </w:p>
+        </w:tc>
+        <w:tc>
+          <w:tcPr>
+            <w:tcW w:w="0" w:type="auto"/>
+            <w:tcBorders>
+              <w:top w:val="single" w:sz="6" w:space="0" w:color="E6E6E6"/>
+              <w:left w:val="single" w:sz="6" w:space="0" w:color="E6E6E6"/>
+              <w:bottom w:val="single" w:sz="6" w:space="0" w:color="E6E6E6"/>
+              <w:right w:val="single" w:sz="6" w:space="0" w:color="E6E6E6"/>
+            </w:tcBorders>
+            <w:shd w:val="clear" w:color="auto" w:fill="F5F5F5"/>
+            <w:vAlign w:val="center"/>
+            <w:hideMark/>
+          </w:tcPr>
+          <w:p>
+            <w:pPr>
+              <w:rPr>
+                <w:b/>
+                <w:bCs/>
+              </w:rPr>
+            </w:pPr>
+            <w:r>
+              <w:rPr>
+                <w:b/>
+                <w:bCs/>
+              </w:rPr>
+              <w:t>Content</w:t>
+            </w:r>
+          </w:p>
+        </w:tc>
+      </w:tr>
+      <w:tr>
+        <w:trPr>
+          <w:tblCellSpacing w:w="15" w:type="dxa"/>
+        </w:trPr>
+        <w:tc>
+          <w:tcPr>
+            <w:tcW w:w="0" w:type="auto"/>
+            <w:tcBorders>
+              <w:top w:val="single" w:sz="6" w:space="0" w:color="E6E6E6"/>
+              <w:left w:val="single" w:sz="6" w:space="0" w:color="E6E6E6"/>
+              <w:bottom w:val="single" w:sz="6" w:space="0" w:color="E6E6E6"/>
+              <w:right w:val="single" w:sz="6" w:space="0" w:color="E6E6E6"/>
+            </w:tcBorders>
+            <w:vAlign w:val="center"/>
+            <w:hideMark/>
+          </w:tcPr>
+          <w:p>
+            <w:r>
+              <w:t>1.</w:t>
+            </w:r>
+          </w:p>
+        </w:tc>
+        <w:tc>
+          <w:tcPr>
+            <w:tcW w:w="0" w:type="auto"/>
+            <w:tcBorders>
+              <w:top w:val="single" w:sz="6" w:space="0" w:color="E6E6E6"/>
+              <w:left w:val="single" w:sz="6" w:space="0" w:color="E6E6E6"/>
+              <w:bottom w:val="single" w:sz="6" w:space="0" w:color="E6E6E6"/>
+              <w:right w:val="single" w:sz="6" w:space="0" w:color="E6E6E6"/>
+            </w:tcBorders>
+            <w:vAlign w:val="center"/>
+            <w:hideMark/>
+          </w:tcPr>
+          <w:p>
+            <w:r>
+              <w:t xml:space="preserve">What languages and locales </w:t>
+            </w:r>
+            <w:proofErr w:type="gramStart"/>
+            <w:r>
+              <w:t>does</w:t>
+            </w:r>
+            <w:proofErr w:type="gramEnd"/>
+            <w:r>
+              <w:t xml:space="preserve"> the React Data Grid support?</w:t>
+            </w:r>
+          </w:p>
+        </w:tc>
+        <w:tc>
+          <w:tcPr>
+            <w:tcW w:w="0" w:type="auto"/>
+            <w:tcBorders>
+              <w:top w:val="single" w:sz="6" w:space="0" w:color="E6E6E6"/>
+              <w:left w:val="single" w:sz="6" w:space="0" w:color="E6E6E6"/>
+              <w:bottom w:val="single" w:sz="6" w:space="0" w:color="E6E6E6"/>
+              <w:right w:val="single" w:sz="6" w:space="0" w:color="E6E6E6"/>
+            </w:tcBorders>
+            <w:vAlign w:val="center"/>
+            <w:hideMark/>
+          </w:tcPr>
+          <w:p>
+            <w:r>
+              <w:t xml:space="preserve">The grid supports 80+ locales including English, Spanish, French, German, Chinese, Japanese, Arabic, and many more. </w:t>
+            </w:r>
+            <w:proofErr w:type="gramStart"/>
+            <w:r>
+              <w:t>Custom locale</w:t>
+            </w:r>
+            <w:proofErr w:type="gramEnd"/>
+            <w:r>
+              <w:t xml:space="preserve"> files can also be created.</w:t>
+            </w:r>
+          </w:p>
+        </w:tc>
+      </w:tr>
+      <w:tr>
+        <w:trPr>
+          <w:tblCellSpacing w:w="15" w:type="dxa"/>
+        </w:trPr>
+        <w:tc>
+          <w:tcPr>
+            <w:tcW w:w="0" w:type="auto"/>
+            <w:tcBorders>
+              <w:top w:val="single" w:sz="6" w:space="0" w:color="E6E6E6"/>
+              <w:left w:val="single" w:sz="6" w:space="0" w:color="E6E6E6"/>
+              <w:bottom w:val="single" w:sz="6" w:space="0" w:color="E6E6E6"/>
+              <w:right w:val="single" w:sz="6" w:space="0" w:color="E6E6E6"/>
+            </w:tcBorders>
+            <w:vAlign w:val="center"/>
+            <w:hideMark/>
+          </w:tcPr>
+          <w:p>
+            <w:r>
+              <w:lastRenderedPageBreak/>
+              <w:t>2.</w:t>
+            </w:r>
+          </w:p>
+        </w:tc>
+        <w:tc>
+          <w:tcPr>
+            <w:tcW w:w="0" w:type="auto"/>
+            <w:tcBorders>
+              <w:top w:val="single" w:sz="6" w:space="0" w:color="E6E6E6"/>
+              <w:left w:val="single" w:sz="6" w:space="0" w:color="E6E6E6"/>
+              <w:bottom w:val="single" w:sz="6" w:space="0" w:color="E6E6E6"/>
+              <w:right w:val="single" w:sz="6" w:space="0" w:color="E6E6E6"/>
+            </w:tcBorders>
+            <w:vAlign w:val="center"/>
+            <w:hideMark/>
+          </w:tcPr>
+          <w:p>
+            <w:r>
+              <w:t>Can I change the grid locale dynamically without reloading the page?</w:t>
+            </w:r>
+          </w:p>
+        </w:tc>
+        <w:tc>
+          <w:tcPr>
+            <w:tcW w:w="0" w:type="auto"/>
+            <w:tcBorders>
+              <w:top w:val="single" w:sz="6" w:space="0" w:color="E6E6E6"/>
+              <w:left w:val="single" w:sz="6" w:space="0" w:color="E6E6E6"/>
+              <w:bottom w:val="single" w:sz="6" w:space="0" w:color="E6E6E6"/>
+              <w:right w:val="single" w:sz="6" w:space="0" w:color="E6E6E6"/>
+            </w:tcBorders>
+            <w:vAlign w:val="center"/>
+            <w:hideMark/>
+          </w:tcPr>
+          <w:p>
+            <w:r>
+              <w:t>Yes. Updating the locale property automatically refreshes language text and formatting without reloading the application.</w:t>
+            </w:r>
+          </w:p>
+        </w:tc>
+      </w:tr>
+      <w:tr>
+        <w:trPr>
+          <w:tblCellSpacing w:w="15" w:type="dxa"/>
+        </w:trPr>
+        <w:tc>
+          <w:tcPr>
+            <w:tcW w:w="0" w:type="auto"/>
+            <w:tcBorders>
+              <w:top w:val="single" w:sz="6" w:space="0" w:color="E6E6E6"/>
+              <w:left w:val="single" w:sz="6" w:space="0" w:color="E6E6E6"/>
+              <w:bottom w:val="single" w:sz="6" w:space="0" w:color="E6E6E6"/>
+              <w:right w:val="single" w:sz="6" w:space="0" w:color="E6E6E6"/>
+            </w:tcBorders>
+            <w:vAlign w:val="center"/>
+            <w:hideMark/>
+          </w:tcPr>
+          <w:p>
+            <w:r>
+              <w:t>3.</w:t>
+            </w:r>
+          </w:p>
+        </w:tc>
+        <w:tc>
+          <w:tcPr>
+            <w:tcW w:w="0" w:type="auto"/>
+            <w:tcBorders>
+              <w:top w:val="single" w:sz="6" w:space="0" w:color="E6E6E6"/>
+              <w:left w:val="single" w:sz="6" w:space="0" w:color="E6E6E6"/>
+              <w:bottom w:val="single" w:sz="6" w:space="0" w:color="E6E6E6"/>
+              <w:right w:val="single" w:sz="6" w:space="0" w:color="E6E6E6"/>
+            </w:tcBorders>
+            <w:vAlign w:val="center"/>
+            <w:hideMark/>
+          </w:tcPr>
+          <w:p>
+            <w:r>
+              <w:t>Does localization work with remote data sources?</w:t>
+            </w:r>
+          </w:p>
+        </w:tc>
+        <w:tc>
+          <w:tcPr>
+            <w:tcW w:w="0" w:type="auto"/>
+            <w:tcBorders>
+              <w:top w:val="single" w:sz="6" w:space="0" w:color="E6E6E6"/>
+              <w:left w:val="single" w:sz="6" w:space="0" w:color="E6E6E6"/>
+              <w:bottom w:val="single" w:sz="6" w:space="0" w:color="E6E6E6"/>
+              <w:right w:val="single" w:sz="6" w:space="0" w:color="E6E6E6"/>
+            </w:tcBorders>
+            <w:vAlign w:val="center"/>
+            <w:hideMark/>
+          </w:tcPr>
+          <w:p>
+            <w:r>
+              <w:t>Yes. Localization applies to both local and remote data sources, including API-driven applications.</w:t>
+            </w:r>
+          </w:p>
+        </w:tc>
+      </w:tr>
+      <w:tr>
+        <w:trPr>
+          <w:tblCellSpacing w:w="15" w:type="dxa"/>
+        </w:trPr>
+        <w:tc>
+          <w:tcPr>
+            <w:tcW w:w="0" w:type="auto"/>
+            <w:tcBorders>
+              <w:top w:val="single" w:sz="6" w:space="0" w:color="E6E6E6"/>
+              <w:left w:val="single" w:sz="6" w:space="0" w:color="E6E6E6"/>
+              <w:bottom w:val="single" w:sz="6" w:space="0" w:color="E6E6E6"/>
+              <w:right w:val="single" w:sz="6" w:space="0" w:color="E6E6E6"/>
+            </w:tcBorders>
+            <w:vAlign w:val="center"/>
+            <w:hideMark/>
+          </w:tcPr>
+          <w:p>
+            <w:r>
+              <w:t>4.</w:t>
+            </w:r>
+          </w:p>
+        </w:tc>
+        <w:tc>
+          <w:tcPr>
+            <w:tcW w:w="0" w:type="auto"/>
+            <w:tcBorders>
+              <w:top w:val="single" w:sz="6" w:space="0" w:color="E6E6E6"/>
+              <w:left w:val="single" w:sz="6" w:space="0" w:color="E6E6E6"/>
+              <w:bottom w:val="single" w:sz="6" w:space="0" w:color="E6E6E6"/>
+              <w:right w:val="single" w:sz="6" w:space="0" w:color="E6E6E6"/>
+            </w:tcBorders>
+            <w:vAlign w:val="center"/>
+            <w:hideMark/>
+          </w:tcPr>
+          <w:p>
+            <w:r>
+              <w:t>How do I add RTL support for Arabic or Hebrew?</w:t>
+            </w:r>
+          </w:p>
+        </w:tc>
+        <w:tc>
+          <w:tcPr>
+            <w:tcW w:w="0" w:type="auto"/>
+            <w:tcBorders>
+              <w:top w:val="single" w:sz="6" w:space="0" w:color="E6E6E6"/>
+              <w:left w:val="single" w:sz="6" w:space="0" w:color="E6E6E6"/>
+              <w:bottom w:val="single" w:sz="6" w:space="0" w:color="E6E6E6"/>
+              <w:right w:val="single" w:sz="6" w:space="0" w:color="E6E6E6"/>
+            </w:tcBorders>
+            <w:vAlign w:val="center"/>
+            <w:hideMark/>
+          </w:tcPr>
+          <w:p>
+            <w:r>
+              <w:t>Enable RTL mode and load the corresponding locale file. The grid automatically adapts layout and text direction.</w:t>
+            </w:r>
+          </w:p>
+        </w:tc>
+      </w:tr>
+      <w:tr>
+        <w:trPr>
+          <w:tblCellSpacing w:w="15" w:type="dxa"/>
+        </w:trPr>
+        <w:tc>
+          <w:tcPr>
+            <w:tcW w:w="0" w:type="auto"/>
+            <w:tcBorders>
+              <w:top w:val="single" w:sz="6" w:space="0" w:color="E6E6E6"/>
+              <w:left w:val="single" w:sz="6" w:space="0" w:color="E6E6E6"/>
+              <w:bottom w:val="single" w:sz="6" w:space="0" w:color="E6E6E6"/>
+              <w:right w:val="single" w:sz="6" w:space="0" w:color="E6E6E6"/>
+            </w:tcBorders>
+            <w:vAlign w:val="center"/>
+            <w:hideMark/>
+          </w:tcPr>
+          <w:p>
+            <w:r>
+              <w:t>5.</w:t>
+            </w:r>
+          </w:p>
+        </w:tc>
+        <w:tc>
+          <w:tcPr>
+            <w:tcW w:w="0" w:type="auto"/>
+            <w:tcBorders>
+              <w:top w:val="single" w:sz="6" w:space="0" w:color="E6E6E6"/>
+              <w:left w:val="single" w:sz="6" w:space="0" w:color="E6E6E6"/>
+              <w:bottom w:val="single" w:sz="6" w:space="0" w:color="E6E6E6"/>
+              <w:right w:val="single" w:sz="6" w:space="0" w:color="E6E6E6"/>
+            </w:tcBorders>
+            <w:vAlign w:val="center"/>
+            <w:hideMark/>
+          </w:tcPr>
+          <w:p>
+            <w:r>
+              <w:t>Can I customize specific UI text without changing the entire locale?</w:t>
+            </w:r>
+          </w:p>
+        </w:tc>
+        <w:tc>
+          <w:tcPr>
+            <w:tcW w:w="0" w:type="auto"/>
+            <w:tcBorders>
+              <w:top w:val="single" w:sz="6" w:space="0" w:color="E6E6E6"/>
+              <w:left w:val="single" w:sz="6" w:space="0" w:color="E6E6E6"/>
+              <w:bottom w:val="single" w:sz="6" w:space="0" w:color="E6E6E6"/>
+              <w:right w:val="single" w:sz="6" w:space="0" w:color="E6E6E6"/>
+            </w:tcBorders>
+            <w:vAlign w:val="center"/>
+            <w:hideMark/>
+          </w:tcPr>
+          <w:p>
+            <w:r>
+              <w:t>Yes. You can override specific strings while preserving the remaining locale configuration.</w:t>
+            </w:r>
+          </w:p>
+        </w:tc>
+      </w:tr>
+      <w:tr>
+        <w:trPr>
+          <w:tblCellSpacing w:w="15" w:type="dxa"/>
+        </w:trPr>
+        <w:tc>
+          <w:tcPr>
+            <w:tcW w:w="0" w:type="auto"/>
+            <w:tcBorders>
+              <w:top w:val="single" w:sz="6" w:space="0" w:color="E6E6E6"/>
+              <w:left w:val="single" w:sz="6" w:space="0" w:color="E6E6E6"/>
+              <w:bottom w:val="single" w:sz="6" w:space="0" w:color="E6E6E6"/>
+              <w:right w:val="single" w:sz="6" w:space="0" w:color="E6E6E6"/>
+            </w:tcBorders>
+            <w:vAlign w:val="center"/>
+            <w:hideMark/>
+          </w:tcPr>
+          <w:p>
+            <w:r>
+              <w:t>6.</w:t>
+            </w:r>
+          </w:p>
+        </w:tc>
+        <w:tc>
+          <w:tcPr>
+            <w:tcW w:w="0" w:type="auto"/>
+            <w:tcBorders>
+              <w:top w:val="single" w:sz="6" w:space="0" w:color="E6E6E6"/>
+              <w:left w:val="single" w:sz="6" w:space="0" w:color="E6E6E6"/>
+              <w:bottom w:val="single" w:sz="6" w:space="0" w:color="E6E6E6"/>
+              <w:right w:val="single" w:sz="6" w:space="0" w:color="E6E6E6"/>
+            </w:tcBorders>
+            <w:vAlign w:val="center"/>
+            <w:hideMark/>
+          </w:tcPr>
+          <w:p>
+            <w:r>
+              <w:t>Where can I find locale files for the React Data Grid?</w:t>
+            </w:r>
+          </w:p>
+        </w:tc>
+        <w:tc>
+          <w:tcPr>
+            <w:tcW w:w="0" w:type="auto"/>
+            <w:tcBorders>
+              <w:top w:val="single" w:sz="6" w:space="0" w:color="E6E6E6"/>
+              <w:left w:val="single" w:sz="6" w:space="0" w:color="E6E6E6"/>
+              <w:bottom w:val="single" w:sz="6" w:space="0" w:color="E6E6E6"/>
+              <w:right w:val="single" w:sz="6" w:space="0" w:color="E6E6E6"/>
+            </w:tcBorders>
+            <w:vAlign w:val="center"/>
+            <w:hideMark/>
+          </w:tcPr>
+          <w:p>
+            <w:r>
+              <w:t>Locale files are available through the Syncfusion localization package and can also be customized.</w:t>
+            </w:r>
+          </w:p>
+        </w:tc>
+      </w:tr>
+      <w:tr>
+        <w:trPr>
+          <w:tblCellSpacing w:w="15" w:type="dxa"/>
+        </w:trPr>
+        <w:tc>
+          <w:tcPr>
+            <w:tcW w:w="0" w:type="auto"/>
+            <w:tcBorders>
+              <w:top w:val="single" w:sz="6" w:space="0" w:color="E6E6E6"/>
+              <w:left w:val="single" w:sz="6" w:space="0" w:color="E6E6E6"/>
+              <w:bottom w:val="single" w:sz="6" w:space="0" w:color="E6E6E6"/>
+              <w:right w:val="single" w:sz="6" w:space="0" w:color="E6E6E6"/>
+            </w:tcBorders>
+            <w:vAlign w:val="center"/>
+            <w:hideMark/>
+          </w:tcPr>
+          <w:p>
+            <w:r>
+              <w:t>7.</w:t>
+            </w:r>
+          </w:p>
+        </w:tc>
+        <w:tc>
+          <w:tcPr>
+            <w:tcW w:w="0" w:type="auto"/>
+            <w:tcBorders>
+              <w:top w:val="single" w:sz="6" w:space="0" w:color="E6E6E6"/>
+              <w:left w:val="single" w:sz="6" w:space="0" w:color="E6E6E6"/>
+              <w:bottom w:val="single" w:sz="6" w:space="0" w:color="E6E6E6"/>
+              <w:right w:val="single" w:sz="6" w:space="0" w:color="E6E6E6"/>
+            </w:tcBorders>
+            <w:vAlign w:val="center"/>
+            <w:hideMark/>
+          </w:tcPr>
+          <w:p>
+            <w:r>
+              <w:t>Can dates and currencies be localized automatically?</w:t>
+            </w:r>
+          </w:p>
+        </w:tc>
+        <w:tc>
+          <w:tcPr>
+            <w:tcW w:w="0" w:type="auto"/>
+            <w:tcBorders>
+              <w:top w:val="single" w:sz="6" w:space="0" w:color="E6E6E6"/>
+              <w:left w:val="single" w:sz="6" w:space="0" w:color="E6E6E6"/>
+              <w:bottom w:val="single" w:sz="6" w:space="0" w:color="E6E6E6"/>
+              <w:right w:val="single" w:sz="6" w:space="0" w:color="E6E6E6"/>
+            </w:tcBorders>
+            <w:vAlign w:val="center"/>
+            <w:hideMark/>
+          </w:tcPr>
+          <w:p>
+            <w:r>
+              <w:t>Yes. Dates, currencies, percentages, and number formats are automatically rendered according to the selected culture.</w:t>
+            </w:r>
+          </w:p>
+        </w:tc>
+      </w:tr>
+      <w:tr>
+        <w:trPr>
+          <w:tblCellSpacing w:w="15" w:type="dxa"/>
+        </w:trPr>
+        <w:tc>
+          <w:tcPr>
+            <w:tcW w:w="0" w:type="auto"/>
+            <w:tcBorders>
+              <w:top w:val="single" w:sz="6" w:space="0" w:color="E6E6E6"/>
+              <w:left w:val="single" w:sz="6" w:space="0" w:color="E6E6E6"/>
+              <w:bottom w:val="single" w:sz="6" w:space="0" w:color="E6E6E6"/>
+              <w:right w:val="single" w:sz="6" w:space="0" w:color="E6E6E6"/>
+            </w:tcBorders>
+            <w:vAlign w:val="center"/>
+            <w:hideMark/>
+          </w:tcPr>
+          <w:p>
+            <w:r>
+              <w:t>8.</w:t>
+            </w:r>
+          </w:p>
+        </w:tc>
+        <w:tc>
+          <w:tcPr>
+            <w:tcW w:w="0" w:type="auto"/>
+            <w:tcBorders>
+              <w:top w:val="single" w:sz="6" w:space="0" w:color="E6E6E6"/>
+              <w:left w:val="single" w:sz="6" w:space="0" w:color="E6E6E6"/>
+              <w:bottom w:val="single" w:sz="6" w:space="0" w:color="E6E6E6"/>
+              <w:right w:val="single" w:sz="6" w:space="0" w:color="E6E6E6"/>
+            </w:tcBorders>
+            <w:vAlign w:val="center"/>
+            <w:hideMark/>
+          </w:tcPr>
+          <w:p>
+            <w:r>
+              <w:t>Is dynamic locale switching supported?</w:t>
+            </w:r>
+          </w:p>
+        </w:tc>
+        <w:tc>
+          <w:tcPr>
+            <w:tcW w:w="0" w:type="auto"/>
+            <w:tcBorders>
+              <w:top w:val="single" w:sz="6" w:space="0" w:color="E6E6E6"/>
+              <w:left w:val="single" w:sz="6" w:space="0" w:color="E6E6E6"/>
+              <w:bottom w:val="single" w:sz="6" w:space="0" w:color="E6E6E6"/>
+              <w:right w:val="single" w:sz="6" w:space="0" w:color="E6E6E6"/>
+            </w:tcBorders>
+            <w:vAlign w:val="center"/>
+            <w:hideMark/>
+          </w:tcPr>
+          <w:p>
+            <w:r>
+              <w:t>Yes. Users can switch languages during runtime without losing grid state or context.</w:t>
+            </w:r>
+          </w:p>
+        </w:tc>
+      </w:tr>
+      <w:tr>
+        <w:trPr>
+          <w:tblCellSpacing w:w="15" w:type="dxa"/>
+        </w:trPr>
+        <w:tc>
+          <w:tcPr>
+            <w:tcW w:w="0" w:type="auto"/>
+            <w:tcBorders>
+              <w:top w:val="single" w:sz="6" w:space="0" w:color="E6E6E6"/>
+              <w:left w:val="single" w:sz="6" w:space="0" w:color="E6E6E6"/>
+              <w:bottom w:val="single" w:sz="6" w:space="0" w:color="E6E6E6"/>
+              <w:right w:val="single" w:sz="6" w:space="0" w:color="E6E6E6"/>
+            </w:tcBorders>
+            <w:vAlign w:val="center"/>
+            <w:hideMark/>
+          </w:tcPr>
+          <w:p>
+            <w:r>
+              <w:t>9.</w:t>
+            </w:r>
+          </w:p>
+        </w:tc>
+        <w:tc>
+          <w:tcPr>
+            <w:tcW w:w="0" w:type="auto"/>
+            <w:tcBorders>
+              <w:top w:val="single" w:sz="6" w:space="0" w:color="E6E6E6"/>
+              <w:left w:val="single" w:sz="6" w:space="0" w:color="E6E6E6"/>
+              <w:bottom w:val="single" w:sz="6" w:space="0" w:color="E6E6E6"/>
+              <w:right w:val="single" w:sz="6" w:space="0" w:color="E6E6E6"/>
+            </w:tcBorders>
+            <w:vAlign w:val="center"/>
+            <w:hideMark/>
+          </w:tcPr>
+          <w:p>
+            <w:r>
+              <w:t>Can the grid integrate with i18n libraries?</w:t>
+            </w:r>
+          </w:p>
+        </w:tc>
+        <w:tc>
+          <w:tcPr>
+            <w:tcW w:w="0" w:type="auto"/>
+            <w:tcBorders>
+              <w:top w:val="single" w:sz="6" w:space="0" w:color="E6E6E6"/>
+              <w:left w:val="single" w:sz="6" w:space="0" w:color="E6E6E6"/>
+              <w:bottom w:val="single" w:sz="6" w:space="0" w:color="E6E6E6"/>
+              <w:right w:val="single" w:sz="6" w:space="0" w:color="E6E6E6"/>
+            </w:tcBorders>
+            <w:vAlign w:val="center"/>
+            <w:hideMark/>
+          </w:tcPr>
+          <w:p>
+            <w:r>
+              <w:t>Yes. It can be integrated with react-i18next, react-</w:t>
+            </w:r>
+            <w:proofErr w:type="spellStart"/>
+            <w:r>
+              <w:t>intl</w:t>
+            </w:r>
+            <w:proofErr w:type="spellEnd"/>
+            <w:r>
+              <w:t>, and other localization frameworks.</w:t>
+            </w:r>
+          </w:p>
+        </w:tc>
+      </w:tr>
+      <w:tr>
+        <w:trPr>
+          <w:tblCellSpacing w:w="15" w:type="dxa"/>
+        </w:trPr>
+        <w:tc>
+          <w:tcPr>
+            <w:tcW w:w="0" w:type="auto"/>
+            <w:tcBorders>
+              <w:top w:val="single" w:sz="6" w:space="0" w:color="E6E6E6"/>
+              <w:left w:val="single" w:sz="6" w:space="0" w:color="E6E6E6"/>
+              <w:bottom w:val="single" w:sz="6" w:space="0" w:color="E6E6E6"/>
+              <w:right w:val="single" w:sz="6" w:space="0" w:color="E6E6E6"/>
+            </w:tcBorders>
+            <w:vAlign w:val="center"/>
+            <w:hideMark/>
+          </w:tcPr>
+          <w:p>
+            <w:r>
+              <w:t>10.</w:t>
+            </w:r>
+          </w:p>
+        </w:tc>
+        <w:tc>
+          <w:tcPr>
+            <w:tcW w:w="0" w:type="auto"/>
+            <w:tcBorders>
+              <w:top w:val="single" w:sz="6" w:space="0" w:color="E6E6E6"/>
+              <w:left w:val="single" w:sz="6" w:space="0" w:color="E6E6E6"/>
+              <w:bottom w:val="single" w:sz="6" w:space="0" w:color="E6E6E6"/>
+              <w:right w:val="single" w:sz="6" w:space="0" w:color="E6E6E6"/>
+            </w:tcBorders>
+            <w:vAlign w:val="center"/>
+            <w:hideMark/>
+          </w:tcPr>
+          <w:p>
+            <w:r>
+              <w:t>Can custom business terminology be used?</w:t>
+            </w:r>
+          </w:p>
+        </w:tc>
+        <w:tc>
+          <w:tcPr>
+            <w:tcW w:w="0" w:type="auto"/>
+            <w:tcBorders>
+              <w:top w:val="single" w:sz="6" w:space="0" w:color="E6E6E6"/>
+              <w:left w:val="single" w:sz="6" w:space="0" w:color="E6E6E6"/>
+              <w:bottom w:val="single" w:sz="6" w:space="0" w:color="E6E6E6"/>
+              <w:right w:val="single" w:sz="6" w:space="0" w:color="E6E6E6"/>
+            </w:tcBorders>
+            <w:vAlign w:val="center"/>
+            <w:hideMark/>
+          </w:tcPr>
+          <w:p>
+            <w:r>
+              <w:t>Yes. Custom culture files allow organizations to define domain-specific labels and terminology.</w:t>
+            </w:r>
+          </w:p>
+        </w:tc>
+      </w:tr>
+    </w:tbl>
+    <w:p/>
     <w:p/>
     <w:p/>
     <w:p/>
@@ -542,15 +1870,6 @@
   </w:num>
   <w:num w:numId="2" w16cid:durableId="761680353">
     <w:abstractNumId w:val="1"/>
-    <w:lvlOverride w:ilvl="0"/>
-    <w:lvlOverride w:ilvl="1"/>
-    <w:lvlOverride w:ilvl="2"/>
-    <w:lvlOverride w:ilvl="3"/>
-    <w:lvlOverride w:ilvl="4"/>
-    <w:lvlOverride w:ilvl="5"/>
-    <w:lvlOverride w:ilvl="6"/>
-    <w:lvlOverride w:ilvl="7"/>
-    <w:lvlOverride w:ilvl="8"/>
   </w:num>
 </w:numbering>
 </file>
@@ -983,7 +2302,6 @@
     <w:next w:val="Normal"/>
     <w:link w:val="Heading2Char"/>
     <w:uiPriority w:val="9"/>
-    <w:semiHidden/>
     <w:unhideWhenUsed/>
     <w:qFormat/>
     <w:rsid w:val="00A12D72"/>
@@ -1157,6 +2475,7 @@
   <w:style w:type="character" w:default="1" w:styleId="DefaultParagraphFont">
     <w:name w:val="Default Paragraph Font"/>
     <w:uiPriority w:val="1"/>
+    <w:semiHidden/>
     <w:unhideWhenUsed/>
   </w:style>
   <w:style w:type="table" w:default="1" w:styleId="TableNormal">
@@ -1198,7 +2517,6 @@
     <w:basedOn w:val="DefaultParagraphFont"/>
     <w:link w:val="Heading2"/>
     <w:uiPriority w:val="9"/>
-    <w:semiHidden/>
     <w:rsid w:val="00A12D72"/>
     <w:rPr>
       <w:rFonts w:asciiTheme="majorHAnsi" w:eastAsiaTheme="majorEastAsia" w:hAnsiTheme="majorHAnsi" w:cstheme="majorBidi"/>
